--- a/downloads/handouts/Unit 06/Handout 06.18 - Food Systems Careers Cards.docx
+++ b/downloads/handouts/Unit 06/Handout 06.18 - Food Systems Careers Cards.docx
@@ -6,9 +6,9 @@
       <w:pPr>
         <w:pStyle w:val="Heading1"/>
       </w:pPr>
-      <w:bookmarkStart w:id="20" w:name="handout-06.18-food-systems-careers-cards"/>
-      <w:r>
-        <w:t xml:space="preserve">Handout 06.18: Food Systems Careers Cards</w:t>
+      <w:bookmarkStart w:id="20" w:name="handout-6.18-food-systems-careers-cards"/>
+      <w:r>
+        <w:t xml:space="preserve">Handout 6.18: Food Systems Careers Cards</w:t>
       </w:r>
       <w:bookmarkEnd w:id="20"/>
     </w:p>

--- a/downloads/handouts/Unit 06/Handout 06.18 - Food Systems Careers Cards.docx
+++ b/downloads/handouts/Unit 06/Handout 06.18 - Food Systems Careers Cards.docx
@@ -120,7 +120,7 @@
         <w:t xml:space="preserve"> </w:t>
       </w:r>
       <w:r>
-        <w:t xml:space="preserve">Highly variable; depends on the crop, the acreage, and the weather.</w:t>
+        <w:t xml:space="preserve">Changes a lot. It depends on the crop, how much land, and the weather.</w:t>
       </w:r>
       <w:r>
         <w:t xml:space="preserve"> </w:t>
@@ -177,7 +177,7 @@
         <w:t xml:space="preserve"> </w:t>
       </w:r>
       <w:r>
-        <w:t xml:space="preserve">In a lab or a test kitchen. Change one thing in a formula and see what happens to the taste, the texture, or how long it lasts. Write up the result. Meet with the company about whether the new version can be made at scale.</w:t>
+        <w:t xml:space="preserve">In a lab or a test kitchen. Change one thing in a recipe and see what happens to the taste, the texture, or how long it lasts. Write up the result. Meet with the company about whether the new version can be made by the thousands.</w:t>
       </w:r>
       <w:r>
         <w:t xml:space="preserve"> </w:t>
@@ -366,7 +366,7 @@
         <w:t xml:space="preserve"> </w:t>
       </w:r>
       <w:r>
-        <w:t xml:space="preserve">High school plus on-the-job training. A certificate or a two-year degree in food processing technology or industrial maintenance moves you up fast.</w:t>
+        <w:t xml:space="preserve">High school plus on-the-job training. A certificate or a two-year degree in food processing or machine repair moves you up fast.</w:t>
       </w:r>
       <w:r>
         <w:t xml:space="preserve"> </w:t>
@@ -381,7 +381,7 @@
         <w:t xml:space="preserve"> </w:t>
       </w:r>
       <w:r>
-        <w:t xml:space="preserve">Often includes shift differential for nights.</w:t>
+        <w:t xml:space="preserve">Often includes extra pay for night shifts.</w:t>
       </w:r>
       <w:r>
         <w:t xml:space="preserve"> </w:t>
@@ -525,7 +525,7 @@
         <w:t xml:space="preserve"> </w:t>
       </w:r>
       <w:r>
-        <w:t xml:space="preserve">Decide what the store will carry, how much, and at what price. Negotiate with suppliers. Read sales data. Build the weekly circular: which items go on sale, at what price, on which page.</w:t>
+        <w:t xml:space="preserve">Decide what the store will carry, how much, and at what price. Bargain with the companies that supply the store. Read the sales numbers. Build the weekly circular: which items go on sale, at what price, on which page.</w:t>
       </w:r>
       <w:r>
         <w:t xml:space="preserve"> </w:t>
@@ -642,7 +642,7 @@
         <w:t xml:space="preserve"> </w:t>
       </w:r>
       <w:r>
-        <w:t xml:space="preserve">Competitive, with long hours and weekends.</w:t>
+        <w:t xml:space="preserve">Good, with long hours and weekends.</w:t>
       </w:r>
       <w:r>
         <w:t xml:space="preserve"> </w:t>
@@ -801,7 +801,7 @@
         <w:t xml:space="preserve"> </w:t>
       </w:r>
       <w:r>
-        <w:t xml:space="preserve">Start between 2 and 5 in the morning. Mix, shape, proof, bake, finish. Everything is measured by weight and by time, and a five-minute mistake is a ruined batch. Done by early afternoon.</w:t>
+        <w:t xml:space="preserve">Start between 2 and 5 in the morning. Mix, shape, proof (let the dough rise), bake, finish. Everything is measured by weight and by time. A five-minute mistake is a ruined batch. Done by early afternoon.</w:t>
       </w:r>
       <w:r>
         <w:t xml:space="preserve"> </w:t>
@@ -990,7 +990,7 @@
         <w:t xml:space="preserve"> </w:t>
       </w:r>
       <w:r>
-        <w:t xml:space="preserve">A four-year degree, then a graduate degree (required to sit for the exam since 2024), a supervised internship, and a national exam, then state licensure.</w:t>
+        <w:t xml:space="preserve">A four-year degree, then a graduate degree (required to take the exam since 2024), a supervised internship, and a national exam. Then a state license.</w:t>
       </w:r>
       <w:r>
         <w:t xml:space="preserve"> </w:t>
@@ -1107,7 +1107,7 @@
         <w:t xml:space="preserve"> </w:t>
       </w:r>
       <w:r>
-        <w:t xml:space="preserve">No degree required. A portfolio is the qualification. Photography or design coursework, and often a lot of unpaid practice, is how people start.</w:t>
+        <w:t xml:space="preserve">No degree required. A portfolio (a collection of your best photos) is what gets you hired. Photography or design classes, and often a lot of unpaid practice, are how people start.</w:t>
       </w:r>
       <w:r>
         <w:t xml:space="preserve"> </w:t>
@@ -1179,7 +1179,7 @@
         <w:t xml:space="preserve"> </w:t>
       </w:r>
       <w:r>
-        <w:t xml:space="preserve">Design the equipment and the systems a farm runs on: irrigation, greenhouse climate control, harvesting machinery, storage that keeps food from spoiling. Part office, part field.</w:t>
+        <w:t xml:space="preserve">Design the equipment and the systems a farm runs on: watering systems, greenhouse heating and cooling, harvest machines, storage that keeps food from spoiling. Part office, part field.</w:t>
       </w:r>
       <w:r>
         <w:t xml:space="preserve"> </w:t>
@@ -2943,7 +2943,7 @@
         <w:pStyle w:val="FirstParagraph"/>
       </w:pPr>
       <w:r>
-        <w:t xml:space="preserve">Four teams, the same station teams. Twenty-four cards in four piles. The teacher reads a card; every team writes an answer on its board and holds it up on the cue.</w:t>
+        <w:t xml:space="preserve">Four teams, the same station teams. Twenty-four cards in four piles. The teacher reads a card. Every team writes an answer on its board and holds it up on the cue.</w:t>
       </w:r>
       <w:r>
         <w:t xml:space="preserve"> </w:t>
@@ -2958,7 +2958,7 @@
         <w:t xml:space="preserve"> </w:t>
       </w:r>
       <w:r>
-        <w:t xml:space="preserve">The class master flowchart, the four station posters, and the two waste numbers are on the walls and are fair game.</w:t>
+        <w:t xml:space="preserve">The class master flowchart, the four station posters, and the two waste numbers are on the walls. You may use them.</w:t>
       </w:r>
     </w:p>
     <w:p>
